--- a/Exc2/Разделение системы на домены.docx
+++ b/Exc2/Разделение системы на домены.docx
@@ -104,13 +104,22 @@
     </w:p>
     <w:p>
       <w:pPr>
-        <w:rPr/>
-      </w:pPr>
-      <w:r>
-        <w:rPr>
-          <w:rtl w:val="0"/>
-        </w:rPr>
-        <w:t xml:space="preserve">2. Клиники: Отвечают за операционную деятельность клиник. Продолжаем использовать DWH для операций внутри домена. Данные постепенно выгружаются в Data Lakehouse для аналитики.</w:t>
+        <w:rPr>
+          <w:color w:val="800000"/>
+        </w:rPr>
+      </w:pPr>
+      <w:r>
+        <w:rPr>
+          <w:rtl w:val="0"/>
+        </w:rPr>
+        <w:t xml:space="preserve">2. Клиники: Отвечают за операционную деятельность клиник. Продолжаем использовать DWH для операций внутри домена. Данные постепенно выгружаются в Data Lakehouse для аналитики. </w:t>
+      </w:r>
+      <w:r>
+        <w:rPr>
+          <w:color w:val="800000"/>
+          <w:rtl w:val="0"/>
+        </w:rPr>
+        <w:t xml:space="preserve">Перенос данных из DWH в Data Lakehouse выполняется на наименее нагруженное время с помощью Airbyte.</w:t>
       </w:r>
     </w:p>
     <w:p>
